--- a/Report_Part1.docx
+++ b/Report_Part1.docx
@@ -4,7 +4,6 @@
   <w:body>
     <w:p>
       <w:pPr>
-        <w:jc w:val="center"/>
         <w:rPr>
           <w:b/>
           <w:bCs/>
@@ -4798,7 +4797,23 @@
           <w:lang w:val="pl-PL"/>
         </w:rPr>
         <w:lastRenderedPageBreak/>
-        <w:t>Wynik działania testbenchu:</w:t>
+        <w:t>Wynik działania testbench</w:t>
+      </w:r>
+      <w:r>
+        <w:rPr>
+          <w:b/>
+          <w:bCs/>
+          <w:lang w:val="pl-PL"/>
+        </w:rPr>
+        <w:t>a</w:t>
+      </w:r>
+      <w:r>
+        <w:rPr>
+          <w:b/>
+          <w:bCs/>
+          <w:lang w:val="pl-PL"/>
+        </w:rPr>
+        <w:t>:</w:t>
       </w:r>
     </w:p>
     <w:p>
@@ -4817,7 +4832,7 @@
           <w:lang w:val="pl-PL"/>
         </w:rPr>
         <w:drawing>
-          <wp:anchor distT="0" distB="0" distL="114300" distR="114300" simplePos="0" relativeHeight="251660288" behindDoc="1" locked="0" layoutInCell="1" allowOverlap="1" wp14:anchorId="0A8EB297" wp14:editId="653E6E6B">
+          <wp:anchor distT="0" distB="0" distL="114300" distR="114300" simplePos="0" relativeHeight="251660288" behindDoc="1" locked="0" layoutInCell="1" allowOverlap="1" wp14:anchorId="0A8EB297" wp14:editId="0B0AB42E">
             <wp:simplePos x="0" y="0"/>
             <wp:positionH relativeFrom="margin">
               <wp:align>center</wp:align>
@@ -6934,16 +6949,16 @@
     <w:lsdException w:name="Unresolved Mention" w:semiHidden="1" w:unhideWhenUsed="1"/>
     <w:lsdException w:name="Smart Link" w:semiHidden="1" w:unhideWhenUsed="1"/>
   </w:latentStyles>
-  <w:style w:type="paragraph" w:default="1" w:styleId="Normal">
+  <w:style w:type="paragraph" w:default="1" w:styleId="Normalny">
     <w:name w:val="Normal"/>
     <w:qFormat/>
     <w:rsid w:val="002B6CC2"/>
   </w:style>
-  <w:style w:type="paragraph" w:styleId="Heading1">
+  <w:style w:type="paragraph" w:styleId="Nagwek1">
     <w:name w:val="heading 1"/>
-    <w:basedOn w:val="Normal"/>
-    <w:next w:val="Normal"/>
-    <w:link w:val="Heading1Char"/>
+    <w:basedOn w:val="Normalny"/>
+    <w:next w:val="Normalny"/>
+    <w:link w:val="Nagwek1Znak"/>
     <w:uiPriority w:val="9"/>
     <w:qFormat/>
     <w:rsid w:val="0046500C"/>
@@ -6960,11 +6975,11 @@
       <w:szCs w:val="40"/>
     </w:rPr>
   </w:style>
-  <w:style w:type="paragraph" w:styleId="Heading2">
+  <w:style w:type="paragraph" w:styleId="Nagwek2">
     <w:name w:val="heading 2"/>
-    <w:basedOn w:val="Normal"/>
-    <w:next w:val="Normal"/>
-    <w:link w:val="Heading2Char"/>
+    <w:basedOn w:val="Normalny"/>
+    <w:next w:val="Normalny"/>
+    <w:link w:val="Nagwek2Znak"/>
     <w:uiPriority w:val="9"/>
     <w:semiHidden/>
     <w:unhideWhenUsed/>
@@ -6983,11 +6998,11 @@
       <w:szCs w:val="32"/>
     </w:rPr>
   </w:style>
-  <w:style w:type="paragraph" w:styleId="Heading3">
+  <w:style w:type="paragraph" w:styleId="Nagwek3">
     <w:name w:val="heading 3"/>
-    <w:basedOn w:val="Normal"/>
-    <w:next w:val="Normal"/>
-    <w:link w:val="Heading3Char"/>
+    <w:basedOn w:val="Normalny"/>
+    <w:next w:val="Normalny"/>
+    <w:link w:val="Nagwek3Znak"/>
     <w:uiPriority w:val="9"/>
     <w:semiHidden/>
     <w:unhideWhenUsed/>
@@ -7006,11 +7021,11 @@
       <w:szCs w:val="28"/>
     </w:rPr>
   </w:style>
-  <w:style w:type="paragraph" w:styleId="Heading4">
+  <w:style w:type="paragraph" w:styleId="Nagwek4">
     <w:name w:val="heading 4"/>
-    <w:basedOn w:val="Normal"/>
-    <w:next w:val="Normal"/>
-    <w:link w:val="Heading4Char"/>
+    <w:basedOn w:val="Normalny"/>
+    <w:next w:val="Normalny"/>
+    <w:link w:val="Nagwek4Znak"/>
     <w:uiPriority w:val="9"/>
     <w:semiHidden/>
     <w:unhideWhenUsed/>
@@ -7029,11 +7044,11 @@
       <w:color w:val="2F5496" w:themeColor="accent1" w:themeShade="BF"/>
     </w:rPr>
   </w:style>
-  <w:style w:type="paragraph" w:styleId="Heading5">
+  <w:style w:type="paragraph" w:styleId="Nagwek5">
     <w:name w:val="heading 5"/>
-    <w:basedOn w:val="Normal"/>
-    <w:next w:val="Normal"/>
-    <w:link w:val="Heading5Char"/>
+    <w:basedOn w:val="Normalny"/>
+    <w:next w:val="Normalny"/>
+    <w:link w:val="Nagwek5Znak"/>
     <w:uiPriority w:val="9"/>
     <w:semiHidden/>
     <w:unhideWhenUsed/>
@@ -7050,11 +7065,11 @@
       <w:color w:val="2F5496" w:themeColor="accent1" w:themeShade="BF"/>
     </w:rPr>
   </w:style>
-  <w:style w:type="paragraph" w:styleId="Heading6">
+  <w:style w:type="paragraph" w:styleId="Nagwek6">
     <w:name w:val="heading 6"/>
-    <w:basedOn w:val="Normal"/>
-    <w:next w:val="Normal"/>
-    <w:link w:val="Heading6Char"/>
+    <w:basedOn w:val="Normalny"/>
+    <w:next w:val="Normalny"/>
+    <w:link w:val="Nagwek6Znak"/>
     <w:uiPriority w:val="9"/>
     <w:semiHidden/>
     <w:unhideWhenUsed/>
@@ -7073,11 +7088,11 @@
       <w:color w:val="595959" w:themeColor="text1" w:themeTint="A6"/>
     </w:rPr>
   </w:style>
-  <w:style w:type="paragraph" w:styleId="Heading7">
+  <w:style w:type="paragraph" w:styleId="Nagwek7">
     <w:name w:val="heading 7"/>
-    <w:basedOn w:val="Normal"/>
-    <w:next w:val="Normal"/>
-    <w:link w:val="Heading7Char"/>
+    <w:basedOn w:val="Normalny"/>
+    <w:next w:val="Normalny"/>
+    <w:link w:val="Nagwek7Znak"/>
     <w:uiPriority w:val="9"/>
     <w:semiHidden/>
     <w:unhideWhenUsed/>
@@ -7094,11 +7109,11 @@
       <w:color w:val="595959" w:themeColor="text1" w:themeTint="A6"/>
     </w:rPr>
   </w:style>
-  <w:style w:type="paragraph" w:styleId="Heading8">
+  <w:style w:type="paragraph" w:styleId="Nagwek8">
     <w:name w:val="heading 8"/>
-    <w:basedOn w:val="Normal"/>
-    <w:next w:val="Normal"/>
-    <w:link w:val="Heading8Char"/>
+    <w:basedOn w:val="Normalny"/>
+    <w:next w:val="Normalny"/>
+    <w:link w:val="Nagwek8Znak"/>
     <w:uiPriority w:val="9"/>
     <w:semiHidden/>
     <w:unhideWhenUsed/>
@@ -7117,11 +7132,11 @@
       <w:color w:val="272727" w:themeColor="text1" w:themeTint="D8"/>
     </w:rPr>
   </w:style>
-  <w:style w:type="paragraph" w:styleId="Heading9">
+  <w:style w:type="paragraph" w:styleId="Nagwek9">
     <w:name w:val="heading 9"/>
-    <w:basedOn w:val="Normal"/>
-    <w:next w:val="Normal"/>
-    <w:link w:val="Heading9Char"/>
+    <w:basedOn w:val="Normalny"/>
+    <w:next w:val="Normalny"/>
+    <w:link w:val="Nagwek9Znak"/>
     <w:uiPriority w:val="9"/>
     <w:semiHidden/>
     <w:unhideWhenUsed/>
@@ -7138,13 +7153,13 @@
       <w:color w:val="272727" w:themeColor="text1" w:themeTint="D8"/>
     </w:rPr>
   </w:style>
-  <w:style w:type="character" w:default="1" w:styleId="DefaultParagraphFont">
+  <w:style w:type="character" w:default="1" w:styleId="Domylnaczcionkaakapitu">
     <w:name w:val="Default Paragraph Font"/>
     <w:uiPriority w:val="1"/>
     <w:semiHidden/>
     <w:unhideWhenUsed/>
   </w:style>
-  <w:style w:type="table" w:default="1" w:styleId="TableNormal">
+  <w:style w:type="table" w:default="1" w:styleId="Standardowy">
     <w:name w:val="Normal Table"/>
     <w:uiPriority w:val="99"/>
     <w:semiHidden/>
@@ -7159,16 +7174,16 @@
       </w:tblCellMar>
     </w:tblPr>
   </w:style>
-  <w:style w:type="numbering" w:default="1" w:styleId="NoList">
+  <w:style w:type="numbering" w:default="1" w:styleId="Bezlisty">
     <w:name w:val="No List"/>
     <w:uiPriority w:val="99"/>
     <w:semiHidden/>
     <w:unhideWhenUsed/>
   </w:style>
-  <w:style w:type="character" w:customStyle="1" w:styleId="Heading1Char">
-    <w:name w:val="Heading 1 Char"/>
-    <w:basedOn w:val="DefaultParagraphFont"/>
-    <w:link w:val="Heading1"/>
+  <w:style w:type="character" w:customStyle="1" w:styleId="Nagwek1Znak">
+    <w:name w:val="Nagłówek 1 Znak"/>
+    <w:basedOn w:val="Domylnaczcionkaakapitu"/>
+    <w:link w:val="Nagwek1"/>
     <w:uiPriority w:val="9"/>
     <w:rsid w:val="0046500C"/>
     <w:rPr>
@@ -7178,10 +7193,10 @@
       <w:szCs w:val="40"/>
     </w:rPr>
   </w:style>
-  <w:style w:type="character" w:customStyle="1" w:styleId="Heading2Char">
-    <w:name w:val="Heading 2 Char"/>
-    <w:basedOn w:val="DefaultParagraphFont"/>
-    <w:link w:val="Heading2"/>
+  <w:style w:type="character" w:customStyle="1" w:styleId="Nagwek2Znak">
+    <w:name w:val="Nagłówek 2 Znak"/>
+    <w:basedOn w:val="Domylnaczcionkaakapitu"/>
+    <w:link w:val="Nagwek2"/>
     <w:uiPriority w:val="9"/>
     <w:semiHidden/>
     <w:rsid w:val="0046500C"/>
@@ -7192,10 +7207,10 @@
       <w:szCs w:val="32"/>
     </w:rPr>
   </w:style>
-  <w:style w:type="character" w:customStyle="1" w:styleId="Heading3Char">
-    <w:name w:val="Heading 3 Char"/>
-    <w:basedOn w:val="DefaultParagraphFont"/>
-    <w:link w:val="Heading3"/>
+  <w:style w:type="character" w:customStyle="1" w:styleId="Nagwek3Znak">
+    <w:name w:val="Nagłówek 3 Znak"/>
+    <w:basedOn w:val="Domylnaczcionkaakapitu"/>
+    <w:link w:val="Nagwek3"/>
     <w:uiPriority w:val="9"/>
     <w:semiHidden/>
     <w:rsid w:val="0046500C"/>
@@ -7206,10 +7221,10 @@
       <w:szCs w:val="28"/>
     </w:rPr>
   </w:style>
-  <w:style w:type="character" w:customStyle="1" w:styleId="Heading4Char">
-    <w:name w:val="Heading 4 Char"/>
-    <w:basedOn w:val="DefaultParagraphFont"/>
-    <w:link w:val="Heading4"/>
+  <w:style w:type="character" w:customStyle="1" w:styleId="Nagwek4Znak">
+    <w:name w:val="Nagłówek 4 Znak"/>
+    <w:basedOn w:val="Domylnaczcionkaakapitu"/>
+    <w:link w:val="Nagwek4"/>
     <w:uiPriority w:val="9"/>
     <w:semiHidden/>
     <w:rsid w:val="0046500C"/>
@@ -7220,10 +7235,10 @@
       <w:color w:val="2F5496" w:themeColor="accent1" w:themeShade="BF"/>
     </w:rPr>
   </w:style>
-  <w:style w:type="character" w:customStyle="1" w:styleId="Heading5Char">
-    <w:name w:val="Heading 5 Char"/>
-    <w:basedOn w:val="DefaultParagraphFont"/>
-    <w:link w:val="Heading5"/>
+  <w:style w:type="character" w:customStyle="1" w:styleId="Nagwek5Znak">
+    <w:name w:val="Nagłówek 5 Znak"/>
+    <w:basedOn w:val="Domylnaczcionkaakapitu"/>
+    <w:link w:val="Nagwek5"/>
     <w:uiPriority w:val="9"/>
     <w:semiHidden/>
     <w:rsid w:val="0046500C"/>
@@ -7232,10 +7247,10 @@
       <w:color w:val="2F5496" w:themeColor="accent1" w:themeShade="BF"/>
     </w:rPr>
   </w:style>
-  <w:style w:type="character" w:customStyle="1" w:styleId="Heading6Char">
-    <w:name w:val="Heading 6 Char"/>
-    <w:basedOn w:val="DefaultParagraphFont"/>
-    <w:link w:val="Heading6"/>
+  <w:style w:type="character" w:customStyle="1" w:styleId="Nagwek6Znak">
+    <w:name w:val="Nagłówek 6 Znak"/>
+    <w:basedOn w:val="Domylnaczcionkaakapitu"/>
+    <w:link w:val="Nagwek6"/>
     <w:uiPriority w:val="9"/>
     <w:semiHidden/>
     <w:rsid w:val="0046500C"/>
@@ -7246,10 +7261,10 @@
       <w:color w:val="595959" w:themeColor="text1" w:themeTint="A6"/>
     </w:rPr>
   </w:style>
-  <w:style w:type="character" w:customStyle="1" w:styleId="Heading7Char">
-    <w:name w:val="Heading 7 Char"/>
-    <w:basedOn w:val="DefaultParagraphFont"/>
-    <w:link w:val="Heading7"/>
+  <w:style w:type="character" w:customStyle="1" w:styleId="Nagwek7Znak">
+    <w:name w:val="Nagłówek 7 Znak"/>
+    <w:basedOn w:val="Domylnaczcionkaakapitu"/>
+    <w:link w:val="Nagwek7"/>
     <w:uiPriority w:val="9"/>
     <w:semiHidden/>
     <w:rsid w:val="0046500C"/>
@@ -7258,10 +7273,10 @@
       <w:color w:val="595959" w:themeColor="text1" w:themeTint="A6"/>
     </w:rPr>
   </w:style>
-  <w:style w:type="character" w:customStyle="1" w:styleId="Heading8Char">
-    <w:name w:val="Heading 8 Char"/>
-    <w:basedOn w:val="DefaultParagraphFont"/>
-    <w:link w:val="Heading8"/>
+  <w:style w:type="character" w:customStyle="1" w:styleId="Nagwek8Znak">
+    <w:name w:val="Nagłówek 8 Znak"/>
+    <w:basedOn w:val="Domylnaczcionkaakapitu"/>
+    <w:link w:val="Nagwek8"/>
     <w:uiPriority w:val="9"/>
     <w:semiHidden/>
     <w:rsid w:val="0046500C"/>
@@ -7272,10 +7287,10 @@
       <w:color w:val="272727" w:themeColor="text1" w:themeTint="D8"/>
     </w:rPr>
   </w:style>
-  <w:style w:type="character" w:customStyle="1" w:styleId="Heading9Char">
-    <w:name w:val="Heading 9 Char"/>
-    <w:basedOn w:val="DefaultParagraphFont"/>
-    <w:link w:val="Heading9"/>
+  <w:style w:type="character" w:customStyle="1" w:styleId="Nagwek9Znak">
+    <w:name w:val="Nagłówek 9 Znak"/>
+    <w:basedOn w:val="Domylnaczcionkaakapitu"/>
+    <w:link w:val="Nagwek9"/>
     <w:uiPriority w:val="9"/>
     <w:semiHidden/>
     <w:rsid w:val="0046500C"/>
@@ -7284,11 +7299,11 @@
       <w:color w:val="272727" w:themeColor="text1" w:themeTint="D8"/>
     </w:rPr>
   </w:style>
-  <w:style w:type="paragraph" w:styleId="Title">
+  <w:style w:type="paragraph" w:styleId="Tytu">
     <w:name w:val="Title"/>
-    <w:basedOn w:val="Normal"/>
-    <w:next w:val="Normal"/>
-    <w:link w:val="TitleChar"/>
+    <w:basedOn w:val="Normalny"/>
+    <w:next w:val="Normalny"/>
+    <w:link w:val="TytuZnak"/>
     <w:uiPriority w:val="10"/>
     <w:qFormat/>
     <w:rsid w:val="0046500C"/>
@@ -7304,10 +7319,10 @@
       <w:szCs w:val="56"/>
     </w:rPr>
   </w:style>
-  <w:style w:type="character" w:customStyle="1" w:styleId="TitleChar">
-    <w:name w:val="Title Char"/>
-    <w:basedOn w:val="DefaultParagraphFont"/>
-    <w:link w:val="Title"/>
+  <w:style w:type="character" w:customStyle="1" w:styleId="TytuZnak">
+    <w:name w:val="Tytuł Znak"/>
+    <w:basedOn w:val="Domylnaczcionkaakapitu"/>
+    <w:link w:val="Tytu"/>
     <w:uiPriority w:val="10"/>
     <w:rsid w:val="0046500C"/>
     <w:rPr>
@@ -7318,11 +7333,11 @@
       <w:szCs w:val="56"/>
     </w:rPr>
   </w:style>
-  <w:style w:type="paragraph" w:styleId="Subtitle">
+  <w:style w:type="paragraph" w:styleId="Podtytu">
     <w:name w:val="Subtitle"/>
-    <w:basedOn w:val="Normal"/>
-    <w:next w:val="Normal"/>
-    <w:link w:val="SubtitleChar"/>
+    <w:basedOn w:val="Normalny"/>
+    <w:next w:val="Normalny"/>
+    <w:link w:val="PodtytuZnak"/>
     <w:uiPriority w:val="11"/>
     <w:qFormat/>
     <w:rsid w:val="0046500C"/>
@@ -7339,10 +7354,10 @@
       <w:szCs w:val="28"/>
     </w:rPr>
   </w:style>
-  <w:style w:type="character" w:customStyle="1" w:styleId="SubtitleChar">
-    <w:name w:val="Subtitle Char"/>
-    <w:basedOn w:val="DefaultParagraphFont"/>
-    <w:link w:val="Subtitle"/>
+  <w:style w:type="character" w:customStyle="1" w:styleId="PodtytuZnak">
+    <w:name w:val="Podtytuł Znak"/>
+    <w:basedOn w:val="Domylnaczcionkaakapitu"/>
+    <w:link w:val="Podtytu"/>
     <w:uiPriority w:val="11"/>
     <w:rsid w:val="0046500C"/>
     <w:rPr>
@@ -7353,11 +7368,11 @@
       <w:szCs w:val="28"/>
     </w:rPr>
   </w:style>
-  <w:style w:type="paragraph" w:styleId="Quote">
+  <w:style w:type="paragraph" w:styleId="Cytat">
     <w:name w:val="Quote"/>
-    <w:basedOn w:val="Normal"/>
-    <w:next w:val="Normal"/>
-    <w:link w:val="QuoteChar"/>
+    <w:basedOn w:val="Normalny"/>
+    <w:next w:val="Normalny"/>
+    <w:link w:val="CytatZnak"/>
     <w:uiPriority w:val="29"/>
     <w:qFormat/>
     <w:rsid w:val="0046500C"/>
@@ -7371,10 +7386,10 @@
       <w:color w:val="404040" w:themeColor="text1" w:themeTint="BF"/>
     </w:rPr>
   </w:style>
-  <w:style w:type="character" w:customStyle="1" w:styleId="QuoteChar">
-    <w:name w:val="Quote Char"/>
-    <w:basedOn w:val="DefaultParagraphFont"/>
-    <w:link w:val="Quote"/>
+  <w:style w:type="character" w:customStyle="1" w:styleId="CytatZnak">
+    <w:name w:val="Cytat Znak"/>
+    <w:basedOn w:val="Domylnaczcionkaakapitu"/>
+    <w:link w:val="Cytat"/>
     <w:uiPriority w:val="29"/>
     <w:rsid w:val="0046500C"/>
     <w:rPr>
@@ -7383,9 +7398,9 @@
       <w:color w:val="404040" w:themeColor="text1" w:themeTint="BF"/>
     </w:rPr>
   </w:style>
-  <w:style w:type="paragraph" w:styleId="ListParagraph">
+  <w:style w:type="paragraph" w:styleId="Akapitzlist">
     <w:name w:val="List Paragraph"/>
-    <w:basedOn w:val="Normal"/>
+    <w:basedOn w:val="Normalny"/>
     <w:uiPriority w:val="34"/>
     <w:qFormat/>
     <w:rsid w:val="0046500C"/>
@@ -7394,9 +7409,9 @@
       <w:contextualSpacing/>
     </w:pPr>
   </w:style>
-  <w:style w:type="character" w:styleId="IntenseEmphasis">
+  <w:style w:type="character" w:styleId="Wyrnienieintensywne">
     <w:name w:val="Intense Emphasis"/>
-    <w:basedOn w:val="DefaultParagraphFont"/>
+    <w:basedOn w:val="Domylnaczcionkaakapitu"/>
     <w:uiPriority w:val="21"/>
     <w:qFormat/>
     <w:rsid w:val="0046500C"/>
@@ -7406,11 +7421,11 @@
       <w:color w:val="2F5496" w:themeColor="accent1" w:themeShade="BF"/>
     </w:rPr>
   </w:style>
-  <w:style w:type="paragraph" w:styleId="IntenseQuote">
+  <w:style w:type="paragraph" w:styleId="Cytatintensywny">
     <w:name w:val="Intense Quote"/>
-    <w:basedOn w:val="Normal"/>
-    <w:next w:val="Normal"/>
-    <w:link w:val="IntenseQuoteChar"/>
+    <w:basedOn w:val="Normalny"/>
+    <w:next w:val="Normalny"/>
+    <w:link w:val="CytatintensywnyZnak"/>
     <w:uiPriority w:val="30"/>
     <w:qFormat/>
     <w:rsid w:val="0046500C"/>
@@ -7429,10 +7444,10 @@
       <w:color w:val="2F5496" w:themeColor="accent1" w:themeShade="BF"/>
     </w:rPr>
   </w:style>
-  <w:style w:type="character" w:customStyle="1" w:styleId="IntenseQuoteChar">
-    <w:name w:val="Intense Quote Char"/>
-    <w:basedOn w:val="DefaultParagraphFont"/>
-    <w:link w:val="IntenseQuote"/>
+  <w:style w:type="character" w:customStyle="1" w:styleId="CytatintensywnyZnak">
+    <w:name w:val="Cytat intensywny Znak"/>
+    <w:basedOn w:val="Domylnaczcionkaakapitu"/>
+    <w:link w:val="Cytatintensywny"/>
     <w:uiPriority w:val="30"/>
     <w:rsid w:val="0046500C"/>
     <w:rPr>
@@ -7441,9 +7456,9 @@
       <w:color w:val="2F5496" w:themeColor="accent1" w:themeShade="BF"/>
     </w:rPr>
   </w:style>
-  <w:style w:type="character" w:styleId="IntenseReference">
+  <w:style w:type="character" w:styleId="Odwoanieintensywne">
     <w:name w:val="Intense Reference"/>
-    <w:basedOn w:val="DefaultParagraphFont"/>
+    <w:basedOn w:val="Domylnaczcionkaakapitu"/>
     <w:uiPriority w:val="32"/>
     <w:qFormat/>
     <w:rsid w:val="0046500C"/>
